--- a/Instrukcja/Instrukcja.docx
+++ b/Instrukcja/Instrukcja.docx
@@ -22,23 +22,7 @@
           <w:b/>
           <w:bCs/>
         </w:rPr>
-        <w:t xml:space="preserve">Creative </w:t>
-      </w:r>
-      <w:proofErr w:type="spellStart"/>
-      <w:r>
-        <w:rPr>
-          <w:b/>
-          <w:bCs/>
-        </w:rPr>
-        <w:t>Commons</w:t>
-      </w:r>
-      <w:proofErr w:type="spellEnd"/>
-      <w:r>
-        <w:rPr>
-          <w:b/>
-          <w:bCs/>
-        </w:rPr>
-        <w:t xml:space="preserve"> Zero (CC0)</w:t>
+        <w:t>Creative Commons Zero (CC0)</w:t>
       </w:r>
     </w:p>
     <w:p/>
@@ -57,15 +41,7 @@
     </w:p>
     <w:p>
       <w:r>
-        <w:t xml:space="preserve">Urządzenie korzysta z czujnika ruchu. </w:t>
-      </w:r>
-      <w:proofErr w:type="spellStart"/>
-      <w:r>
-        <w:t>Buzzer</w:t>
-      </w:r>
-      <w:proofErr w:type="spellEnd"/>
-      <w:r>
-        <w:t xml:space="preserve"> i dioda LED służą do sygnalizacji stanów urządzenia.</w:t>
+        <w:t>Urządzenie korzysta z czujnika ruchu. Buzzer i dioda LED służą do sygnalizacji stanów urządzenia.</w:t>
       </w:r>
       <w:r>
         <w:t xml:space="preserve"> </w:t>
@@ -82,31 +58,7 @@
     </w:p>
     <w:p>
       <w:r>
-        <w:t xml:space="preserve">W projekcie został wykorzystany </w:t>
-      </w:r>
-      <w:proofErr w:type="spellStart"/>
-      <w:r>
-        <w:t>Arduino</w:t>
-      </w:r>
-      <w:proofErr w:type="spellEnd"/>
-      <w:r>
-        <w:t xml:space="preserve"> UNO R4 </w:t>
-      </w:r>
-      <w:proofErr w:type="spellStart"/>
-      <w:r>
-        <w:t>WiFi</w:t>
-      </w:r>
-      <w:proofErr w:type="spellEnd"/>
-      <w:r>
-        <w:t xml:space="preserve">, jednak wystarczy zwykłe </w:t>
-      </w:r>
-      <w:proofErr w:type="spellStart"/>
-      <w:r>
-        <w:t>Arduino</w:t>
-      </w:r>
-      <w:proofErr w:type="spellEnd"/>
-      <w:r>
-        <w:t xml:space="preserve"> UNO bądź jego odpowiednik.</w:t>
+        <w:t>W projekcie został wykorzystany Arduino UNO R4 WiFi, jednak wystarczy zwykłe Arduino UNO bądź jego odpowiednik.</w:t>
       </w:r>
     </w:p>
     <w:p/>
@@ -335,11 +287,9 @@
             <w:tcW w:w="2265" w:type="dxa"/>
           </w:tcPr>
           <w:p>
-            <w:proofErr w:type="spellStart"/>
             <w:r>
               <w:t>Arduino</w:t>
             </w:r>
-            <w:proofErr w:type="spellEnd"/>
           </w:p>
         </w:tc>
         <w:tc>
@@ -348,7 +298,10 @@
           </w:tcPr>
           <w:p>
             <w:r>
-              <w:t>UNO R4 WiFi</w:t>
+              <w:t xml:space="preserve">UNO </w:t>
+            </w:r>
+            <w:r>
+              <w:t>lub zamiennik</w:t>
             </w:r>
           </w:p>
         </w:tc>
@@ -550,11 +503,9 @@
             <w:tcW w:w="2265" w:type="dxa"/>
           </w:tcPr>
           <w:p>
-            <w:proofErr w:type="spellStart"/>
             <w:r>
               <w:t>Keypad</w:t>
             </w:r>
-            <w:proofErr w:type="spellEnd"/>
           </w:p>
         </w:tc>
         <w:tc>
@@ -605,13 +556,8 @@
           </w:tcPr>
           <w:p>
             <w:r>
-              <w:t xml:space="preserve">wbudowany w płytkę </w:t>
-            </w:r>
-            <w:proofErr w:type="spellStart"/>
-            <w:r>
-              <w:t>Arduino</w:t>
-            </w:r>
-            <w:proofErr w:type="spellEnd"/>
+              <w:t>wbudowany w płytkę Arduino</w:t>
+            </w:r>
           </w:p>
         </w:tc>
         <w:tc>
@@ -683,12 +629,10 @@
             <w:tcW w:w="2265" w:type="dxa"/>
           </w:tcPr>
           <w:p>
-            <w:proofErr w:type="spellStart"/>
             <w:r>
               <w:lastRenderedPageBreak/>
               <w:t>Buzzer</w:t>
             </w:r>
-            <w:proofErr w:type="spellEnd"/>
           </w:p>
         </w:tc>
         <w:tc>
@@ -696,16 +640,11 @@
             <w:tcW w:w="2265" w:type="dxa"/>
           </w:tcPr>
           <w:p>
-            <w:proofErr w:type="spellStart"/>
             <w:r>
               <w:t>b</w:t>
             </w:r>
             <w:r>
-              <w:t>uzzer</w:t>
-            </w:r>
-            <w:proofErr w:type="spellEnd"/>
-            <w:r>
-              <w:t xml:space="preserve"> z generatorem 5V 12mm - THT</w:t>
+              <w:t>uzzer z generatorem 5V 12mm - THT</w:t>
             </w:r>
           </w:p>
         </w:tc>
@@ -872,17 +811,8 @@
                 <w:b/>
                 <w:bCs/>
               </w:rPr>
-              <w:t xml:space="preserve">Pin </w:t>
-            </w:r>
-            <w:proofErr w:type="spellStart"/>
-            <w:r>
-              <w:rPr>
-                <w:b/>
-                <w:bCs/>
-              </w:rPr>
-              <w:t>Arduino</w:t>
-            </w:r>
-            <w:proofErr w:type="spellEnd"/>
+              <w:t>Pin Arduino</w:t>
+            </w:r>
           </w:p>
         </w:tc>
         <w:tc>
@@ -942,11 +872,9 @@
             <w:tcW w:w="3194" w:type="dxa"/>
           </w:tcPr>
           <w:p>
-            <w:proofErr w:type="spellStart"/>
             <w:r>
               <w:t>Keypad</w:t>
             </w:r>
-            <w:proofErr w:type="spellEnd"/>
           </w:p>
         </w:tc>
         <w:tc>
@@ -976,11 +904,9 @@
             <w:tcW w:w="3194" w:type="dxa"/>
           </w:tcPr>
           <w:p>
-            <w:proofErr w:type="spellStart"/>
             <w:r>
               <w:t>Keypad</w:t>
             </w:r>
-            <w:proofErr w:type="spellEnd"/>
           </w:p>
         </w:tc>
         <w:tc>
@@ -1010,11 +936,9 @@
             <w:tcW w:w="3194" w:type="dxa"/>
           </w:tcPr>
           <w:p>
-            <w:proofErr w:type="spellStart"/>
             <w:r>
               <w:t>Keypad</w:t>
             </w:r>
-            <w:proofErr w:type="spellEnd"/>
           </w:p>
         </w:tc>
         <w:tc>
@@ -1044,11 +968,9 @@
             <w:tcW w:w="3194" w:type="dxa"/>
           </w:tcPr>
           <w:p>
-            <w:proofErr w:type="spellStart"/>
             <w:r>
               <w:t>Keypad</w:t>
             </w:r>
-            <w:proofErr w:type="spellEnd"/>
           </w:p>
         </w:tc>
         <w:tc>
@@ -1078,11 +1000,9 @@
             <w:tcW w:w="3194" w:type="dxa"/>
           </w:tcPr>
           <w:p>
-            <w:proofErr w:type="spellStart"/>
             <w:r>
               <w:t>Keypad</w:t>
             </w:r>
-            <w:proofErr w:type="spellEnd"/>
           </w:p>
         </w:tc>
         <w:tc>
@@ -1112,11 +1032,9 @@
             <w:tcW w:w="3194" w:type="dxa"/>
           </w:tcPr>
           <w:p>
-            <w:proofErr w:type="spellStart"/>
             <w:r>
               <w:t>Keypad</w:t>
             </w:r>
-            <w:proofErr w:type="spellEnd"/>
           </w:p>
         </w:tc>
         <w:tc>
@@ -1146,11 +1064,9 @@
             <w:tcW w:w="3194" w:type="dxa"/>
           </w:tcPr>
           <w:p>
-            <w:proofErr w:type="spellStart"/>
             <w:r>
               <w:t>Keypad</w:t>
             </w:r>
-            <w:proofErr w:type="spellEnd"/>
           </w:p>
         </w:tc>
         <w:tc>
@@ -1180,11 +1096,9 @@
             <w:tcW w:w="3194" w:type="dxa"/>
           </w:tcPr>
           <w:p>
-            <w:proofErr w:type="spellStart"/>
             <w:r>
               <w:t>Keypad</w:t>
             </w:r>
-            <w:proofErr w:type="spellEnd"/>
           </w:p>
         </w:tc>
         <w:tc>
@@ -1394,11 +1308,9 @@
             <w:tcW w:w="3194" w:type="dxa"/>
           </w:tcPr>
           <w:p>
-            <w:proofErr w:type="spellStart"/>
             <w:r>
               <w:t>Buzzer</w:t>
             </w:r>
-            <w:proofErr w:type="spellEnd"/>
           </w:p>
         </w:tc>
         <w:tc>
@@ -1692,7 +1604,6 @@
           <w:numId w:val="11"/>
         </w:numPr>
       </w:pPr>
-      <w:proofErr w:type="spellStart"/>
       <w:r>
         <w:t>RTC</w:t>
       </w:r>
@@ -1702,7 +1613,6 @@
       <w:r>
         <w:t>ib</w:t>
       </w:r>
-      <w:proofErr w:type="spellEnd"/>
     </w:p>
     <w:p>
       <w:pPr>
@@ -1712,13 +1622,8 @@
           <w:numId w:val="11"/>
         </w:numPr>
       </w:pPr>
-      <w:proofErr w:type="spellStart"/>
-      <w:r>
-        <w:t>LiquidCrystal</w:t>
-      </w:r>
-      <w:proofErr w:type="spellEnd"/>
-      <w:r>
-        <w:t xml:space="preserve"> I2C</w:t>
+      <w:r>
+        <w:t>LiquidCrystal I2C</w:t>
       </w:r>
     </w:p>
     <w:p/>
@@ -2093,15 +1998,7 @@
     </w:p>
     <w:p>
       <w:r>
-        <w:t xml:space="preserve">Wpisanie nieprawidłowego hasła lub przekroczenie czasu powoduje stan ALARM, w którym mruga czerwona dioda i jest odtwarzany dźwięk z </w:t>
-      </w:r>
-      <w:proofErr w:type="spellStart"/>
-      <w:r>
-        <w:t>buzzera</w:t>
-      </w:r>
-      <w:proofErr w:type="spellEnd"/>
-      <w:r>
-        <w:t>.</w:t>
+        <w:t>Wpisanie nieprawidłowego hasła lub przekroczenie czasu powoduje stan ALARM, w którym mruga czerwona dioda i jest odtwarzany dźwięk z buzzera.</w:t>
       </w:r>
     </w:p>
     <w:p>
@@ -2703,31 +2600,7 @@
     </w:p>
     <w:p>
       <w:r>
-        <w:t xml:space="preserve">Moduł RTC jest opcjonalny. Płytka </w:t>
-      </w:r>
-      <w:proofErr w:type="spellStart"/>
-      <w:r>
-        <w:t>Arduino</w:t>
-      </w:r>
-      <w:proofErr w:type="spellEnd"/>
-      <w:r>
-        <w:t xml:space="preserve"> może być zamiennikiem. Diody LED i </w:t>
-      </w:r>
-      <w:proofErr w:type="spellStart"/>
-      <w:r>
-        <w:t>buzzer</w:t>
-      </w:r>
-      <w:proofErr w:type="spellEnd"/>
-      <w:r>
-        <w:t xml:space="preserve"> podłączamy przez rezystory. Kolejność </w:t>
-      </w:r>
-      <w:proofErr w:type="spellStart"/>
-      <w:r>
-        <w:t>pinów</w:t>
-      </w:r>
-      <w:proofErr w:type="spellEnd"/>
-      <w:r>
-        <w:t xml:space="preserve"> w klawiaturze może być inna niż przedstawiona w dokumentacji.</w:t>
+        <w:t>Moduł RTC jest opcjonalny. Płytka Arduino może być zamiennikiem. Diody LED i buzzer podłączamy przez rezystory. Kolejność pinów w klawiaturze może być inna niż przedstawiona w dokumentacji.</w:t>
       </w:r>
     </w:p>
     <w:p/>
@@ -2812,23 +2685,7 @@
     </w:p>
     <w:p>
       <w:r>
-        <w:t xml:space="preserve">Zaczynamy od podłączenia przewodów do płytki stykowej. Chcemy stworzyć 4 magistrale: plus, minus, SDA i SCL. Na poniższym obrazku widzimy, że do SDA wykorzystujemy wejście A4, a do SCL wejście A5. </w:t>
-      </w:r>
-      <w:proofErr w:type="spellStart"/>
-      <w:r>
-        <w:t>Arduino</w:t>
-      </w:r>
-      <w:proofErr w:type="spellEnd"/>
-      <w:r>
-        <w:t xml:space="preserve"> UNO R4 </w:t>
-      </w:r>
-      <w:proofErr w:type="spellStart"/>
-      <w:r>
-        <w:t>WiFi</w:t>
-      </w:r>
-      <w:proofErr w:type="spellEnd"/>
-      <w:r>
-        <w:t xml:space="preserve"> różni się tym, że ma porty dedykowane do SDA i SCL, ale jeśli nie masz ich na swojej płytce – skorzystaj z tych A4 i A5.</w:t>
+        <w:t>Zaczynamy od podłączenia przewodów do płytki stykowej. Chcemy stworzyć 4 magistrale: plus, minus, SDA i SCL. Na poniższym obrazku widzimy, że do SDA wykorzystujemy wejście A4, a do SCL wejście A5. Arduino UNO R4 WiFi różni się tym, że ma porty dedykowane do SDA i SCL, ale jeśli nie masz ich na swojej płytce – skorzystaj z tych A4 i A5.</w:t>
       </w:r>
     </w:p>
     <w:p>
@@ -3196,60 +3053,25 @@
           <w:b/>
           <w:bCs/>
         </w:rPr>
-        <w:t xml:space="preserve">] Podłączenie </w:t>
-      </w:r>
-      <w:proofErr w:type="spellStart"/>
-      <w:r>
-        <w:rPr>
-          <w:b/>
-          <w:bCs/>
-        </w:rPr>
-        <w:t>buzzera</w:t>
-      </w:r>
-      <w:proofErr w:type="spellEnd"/>
-    </w:p>
-    <w:p>
-      <w:proofErr w:type="spellStart"/>
+        <w:t>] Podłączenie buzzera</w:t>
+      </w:r>
+    </w:p>
+    <w:p>
       <w:r>
         <w:t>Buzzer</w:t>
       </w:r>
-      <w:proofErr w:type="spellEnd"/>
       <w:r>
         <w:t>, podobnie jak dioda LED musi być podłączony przez rezystor.</w:t>
       </w:r>
     </w:p>
     <w:p>
       <w:r>
-        <w:t xml:space="preserve">Dłuższa nóżka to plus, krótsza to minus. Jeśli nóżki są tej samej długości – zobacz nadrukowane oznaczenie na plastikowej części </w:t>
-      </w:r>
-      <w:proofErr w:type="spellStart"/>
-      <w:r>
-        <w:t>buzzera</w:t>
-      </w:r>
-      <w:proofErr w:type="spellEnd"/>
-      <w:r>
-        <w:t>.</w:t>
-      </w:r>
-    </w:p>
-    <w:p>
-      <w:r>
-        <w:t xml:space="preserve">Plus </w:t>
-      </w:r>
-      <w:proofErr w:type="spellStart"/>
-      <w:r>
-        <w:t>buzzera</w:t>
-      </w:r>
-      <w:proofErr w:type="spellEnd"/>
-      <w:r>
-        <w:t xml:space="preserve"> podłączamy do wejścia D13 naszego </w:t>
-      </w:r>
-      <w:proofErr w:type="spellStart"/>
-      <w:r>
-        <w:t>Arduino</w:t>
-      </w:r>
-      <w:proofErr w:type="spellEnd"/>
-      <w:r>
-        <w:t>.</w:t>
+        <w:t>Dłuższa nóżka to plus, krótsza to minus. Jeśli nóżki są tej samej długości – zobacz nadrukowane oznaczenie na plastikowej części buzzera.</w:t>
+      </w:r>
+    </w:p>
+    <w:p>
+      <w:r>
+        <w:t>Plus buzzera podłączamy do wejścia D13 naszego Arduino.</w:t>
       </w:r>
     </w:p>
     <w:tbl>
@@ -3311,15 +3133,7 @@
           </w:tcPr>
           <w:p>
             <w:r>
-              <w:t xml:space="preserve">Przez rezystor do </w:t>
-            </w:r>
-            <w:proofErr w:type="spellStart"/>
-            <w:r>
-              <w:t>Arduino</w:t>
-            </w:r>
-            <w:proofErr w:type="spellEnd"/>
-            <w:r>
-              <w:t xml:space="preserve"> wejście D13</w:t>
+              <w:t>Przez rezystor do Arduino wejście D13</w:t>
             </w:r>
           </w:p>
         </w:tc>
@@ -3329,10 +3143,7 @@
           </w:tcPr>
           <w:p>
             <w:r>
-              <w:t>Minus</w:t>
-            </w:r>
-            <w:r>
-              <w:t xml:space="preserve"> na płytce stykowej</w:t>
+              <w:t>Minus na płytce stykowej</w:t>
             </w:r>
           </w:p>
         </w:tc>
@@ -3433,15 +3244,7 @@
         <w:t xml:space="preserve">in </w:t>
       </w:r>
       <w:r>
-        <w:t xml:space="preserve">D podłączamy do wejścia D12 naszego </w:t>
-      </w:r>
-      <w:proofErr w:type="spellStart"/>
-      <w:r>
-        <w:t>Arduino</w:t>
-      </w:r>
-      <w:proofErr w:type="spellEnd"/>
-      <w:r>
-        <w:t>.</w:t>
+        <w:t>D podłączamy do wejścia D12 naszego Arduino.</w:t>
       </w:r>
     </w:p>
     <w:tbl>
@@ -3537,13 +3340,8 @@
               <w:t>Wyjście</w:t>
             </w:r>
             <w:r>
-              <w:t xml:space="preserve"> D12 </w:t>
-            </w:r>
-            <w:proofErr w:type="spellStart"/>
-            <w:r>
-              <w:t>Arduino</w:t>
-            </w:r>
-            <w:proofErr w:type="spellEnd"/>
+              <w:t xml:space="preserve"> D12 Arduino</w:t>
+            </w:r>
           </w:p>
         </w:tc>
         <w:tc>
@@ -3788,13 +3586,7 @@
           </w:tcPr>
           <w:p>
             <w:r>
-              <w:t xml:space="preserve">Magistrala </w:t>
-            </w:r>
-            <w:r>
-              <w:t>SCL</w:t>
-            </w:r>
-            <w:r>
-              <w:t xml:space="preserve"> na płytce stykowej</w:t>
+              <w:t>Magistrala SCL na płytce stykowej</w:t>
             </w:r>
           </w:p>
         </w:tc>
@@ -3886,23 +3678,7 @@
         <w:t>P</w:t>
       </w:r>
       <w:r>
-        <w:t xml:space="preserve">odłączenie klawiatury potrafi być wyzwaniem. Producenci stosują różną kolejność </w:t>
-      </w:r>
-      <w:proofErr w:type="spellStart"/>
-      <w:r>
-        <w:t>pinów</w:t>
-      </w:r>
-      <w:proofErr w:type="spellEnd"/>
-      <w:r>
-        <w:t xml:space="preserve">. W moim przypadku zaczyna się od 4 </w:t>
-      </w:r>
-      <w:proofErr w:type="spellStart"/>
-      <w:r>
-        <w:t>pinów</w:t>
-      </w:r>
-      <w:proofErr w:type="spellEnd"/>
-      <w:r>
-        <w:t xml:space="preserve"> R, a następnie idą piny C. Jeśli podłączysz tak, jak ja i wciskane klawisze nie będą pasowały – możesz spróbuj innych kombinacji, np. pierwsze po lewej jako piny C.</w:t>
+        <w:t>odłączenie klawiatury potrafi być wyzwaniem. Producenci stosują różną kolejność pinów. W moim przypadku zaczyna się od 4 pinów R, a następnie idą piny C. Jeśli podłączysz tak, jak ja i wciskane klawisze nie będą pasowały – możesz spróbuj innych kombinacji, np. pierwsze po lewej jako piny C.</w:t>
       </w:r>
     </w:p>
     <w:tbl>
@@ -4138,14 +3914,7 @@
                 <w:b/>
                 <w:bCs/>
               </w:rPr>
-              <w:t>C</w:t>
-            </w:r>
-            <w:r>
-              <w:rPr>
-                <w:b/>
-                <w:bCs/>
-              </w:rPr>
-              <w:t>1</w:t>
+              <w:t>C1</w:t>
             </w:r>
           </w:p>
         </w:tc>
@@ -4165,14 +3934,7 @@
                 <w:b/>
                 <w:bCs/>
               </w:rPr>
-              <w:t>C</w:t>
-            </w:r>
-            <w:r>
-              <w:rPr>
-                <w:b/>
-                <w:bCs/>
-              </w:rPr>
-              <w:t>2</w:t>
+              <w:t>C2</w:t>
             </w:r>
           </w:p>
         </w:tc>
@@ -4192,14 +3954,7 @@
                 <w:b/>
                 <w:bCs/>
               </w:rPr>
-              <w:t>C</w:t>
-            </w:r>
-            <w:r>
-              <w:rPr>
-                <w:b/>
-                <w:bCs/>
-              </w:rPr>
-              <w:t>3</w:t>
+              <w:t>C3</w:t>
             </w:r>
           </w:p>
         </w:tc>
@@ -4219,14 +3974,7 @@
                 <w:b/>
                 <w:bCs/>
               </w:rPr>
-              <w:t>C</w:t>
-            </w:r>
-            <w:r>
-              <w:rPr>
-                <w:b/>
-                <w:bCs/>
-              </w:rPr>
-              <w:t>4</w:t>
+              <w:t>C4</w:t>
             </w:r>
           </w:p>
         </w:tc>
@@ -4365,15 +4113,7 @@
     </w:p>
     <w:p>
       <w:r>
-        <w:t xml:space="preserve">W serwisie </w:t>
-      </w:r>
-      <w:proofErr w:type="spellStart"/>
-      <w:r>
-        <w:t>Wokwi</w:t>
-      </w:r>
-      <w:proofErr w:type="spellEnd"/>
-      <w:r>
-        <w:t xml:space="preserve"> jest on w wersji </w:t>
+        <w:t xml:space="preserve">W serwisie Wokwi jest on w wersji </w:t>
       </w:r>
       <w:r>
         <w:t>DS1307</w:t>
@@ -4389,21 +4129,8 @@
       </w:r>
     </w:p>
     <w:p>
-      <w:proofErr w:type="spellStart"/>
-      <w:r>
-        <w:t>Zakomentuj</w:t>
-      </w:r>
-      <w:proofErr w:type="spellEnd"/>
-      <w:r>
-        <w:t xml:space="preserve"> lub </w:t>
-      </w:r>
-      <w:proofErr w:type="spellStart"/>
-      <w:r>
-        <w:t>odkomentuj</w:t>
-      </w:r>
-      <w:proofErr w:type="spellEnd"/>
-      <w:r>
-        <w:t xml:space="preserve"> części kodu odpowiedzialne za definicję tego modułu:</w:t>
+      <w:r>
+        <w:t>Zakomentuj lub odkomentuj części kodu odpowiedzialne za definicję tego modułu:</w:t>
       </w:r>
     </w:p>
     <w:p>
@@ -4412,162 +4139,34 @@
           <w:b/>
           <w:bCs/>
         </w:rPr>
-        <w:t xml:space="preserve">#define RTC_ON </w:t>
-      </w:r>
-      <w:proofErr w:type="spellStart"/>
+        <w:t>#define RTC_ON true lub false</w:t>
+      </w:r>
+      <w:r>
+        <w:t xml:space="preserve"> – ustaw true, aby włączyć korzystanie z tego modułu</w:t>
+      </w:r>
+    </w:p>
+    <w:p>
       <w:r>
         <w:rPr>
           <w:b/>
           <w:bCs/>
         </w:rPr>
-        <w:t>true</w:t>
-      </w:r>
-      <w:proofErr w:type="spellEnd"/>
+        <w:t>#define RESET_TIME true lub false</w:t>
+      </w:r>
+      <w:r>
+        <w:t xml:space="preserve"> – ustaw true tylko za pierwszym razem, żeby zresetować zegar. Wgraj program, uruchom urządzenie, a następnie ustaw wartość na false i wgraj ponownie.</w:t>
+      </w:r>
+    </w:p>
+    <w:p>
       <w:r>
         <w:rPr>
           <w:b/>
           <w:bCs/>
         </w:rPr>
-        <w:t xml:space="preserve"> lub </w:t>
-      </w:r>
-      <w:proofErr w:type="spellStart"/>
-      <w:r>
-        <w:rPr>
-          <w:b/>
-          <w:bCs/>
-        </w:rPr>
-        <w:t>false</w:t>
-      </w:r>
-      <w:proofErr w:type="spellEnd"/>
-      <w:r>
-        <w:t xml:space="preserve"> – ustaw </w:t>
-      </w:r>
-      <w:proofErr w:type="spellStart"/>
-      <w:r>
-        <w:t>true</w:t>
-      </w:r>
-      <w:proofErr w:type="spellEnd"/>
-      <w:r>
-        <w:t>, aby włączyć korzystanie z tego modułu</w:t>
-      </w:r>
-    </w:p>
-    <w:p>
-      <w:r>
-        <w:rPr>
-          <w:b/>
-          <w:bCs/>
-        </w:rPr>
-        <w:t xml:space="preserve">#define RESET_TIME </w:t>
-      </w:r>
-      <w:proofErr w:type="spellStart"/>
-      <w:r>
-        <w:rPr>
-          <w:b/>
-          <w:bCs/>
-        </w:rPr>
-        <w:t>true</w:t>
-      </w:r>
-      <w:proofErr w:type="spellEnd"/>
-      <w:r>
-        <w:rPr>
-          <w:b/>
-          <w:bCs/>
-        </w:rPr>
-        <w:t xml:space="preserve"> lub </w:t>
-      </w:r>
-      <w:proofErr w:type="spellStart"/>
-      <w:r>
-        <w:rPr>
-          <w:b/>
-          <w:bCs/>
-        </w:rPr>
-        <w:t>false</w:t>
-      </w:r>
-      <w:proofErr w:type="spellEnd"/>
-      <w:r>
-        <w:t xml:space="preserve"> – ustaw </w:t>
-      </w:r>
-      <w:proofErr w:type="spellStart"/>
-      <w:r>
-        <w:t>true</w:t>
-      </w:r>
-      <w:proofErr w:type="spellEnd"/>
-      <w:r>
-        <w:t xml:space="preserve"> tylko za pierwszym razem, żeby zresetować zegar. Wgraj program, uruchom urządzenie, a następnie ustaw wartość na </w:t>
-      </w:r>
-      <w:proofErr w:type="spellStart"/>
-      <w:r>
-        <w:t>false</w:t>
-      </w:r>
-      <w:proofErr w:type="spellEnd"/>
-      <w:r>
-        <w:t xml:space="preserve"> i wgraj ponownie.</w:t>
-      </w:r>
-    </w:p>
-    <w:p>
-      <w:r>
-        <w:rPr>
-          <w:b/>
-          <w:bCs/>
-        </w:rPr>
-        <w:t xml:space="preserve">RTC_DS1307 </w:t>
-      </w:r>
-      <w:proofErr w:type="spellStart"/>
-      <w:r>
-        <w:rPr>
-          <w:b/>
-          <w:bCs/>
-        </w:rPr>
-        <w:t>rtc</w:t>
-      </w:r>
-      <w:proofErr w:type="spellEnd"/>
-      <w:r>
-        <w:rPr>
-          <w:b/>
-          <w:bCs/>
-        </w:rPr>
-        <w:t>;</w:t>
-      </w:r>
-      <w:r>
-        <w:rPr>
-          <w:b/>
-          <w:bCs/>
-        </w:rPr>
-        <w:t xml:space="preserve"> lub </w:t>
-      </w:r>
-      <w:r>
-        <w:rPr>
-          <w:b/>
-          <w:bCs/>
-        </w:rPr>
-        <w:t xml:space="preserve">RTC_DS3231 </w:t>
-      </w:r>
-      <w:proofErr w:type="spellStart"/>
-      <w:r>
-        <w:rPr>
-          <w:b/>
-          <w:bCs/>
-        </w:rPr>
-        <w:t>rtc</w:t>
-      </w:r>
-      <w:proofErr w:type="spellEnd"/>
-      <w:r>
-        <w:rPr>
-          <w:b/>
-          <w:bCs/>
-        </w:rPr>
-        <w:t>;</w:t>
-      </w:r>
-      <w:r>
-        <w:t xml:space="preserve"> - </w:t>
-      </w:r>
-      <w:proofErr w:type="spellStart"/>
-      <w:r>
-        <w:t>zakomentuj</w:t>
-      </w:r>
-      <w:proofErr w:type="spellEnd"/>
-      <w:r>
-        <w:t xml:space="preserve"> urządzenie, którego nie masz.</w:t>
+        <w:t>RTC_DS1307 rtc; lub RTC_DS3231 rtc;</w:t>
+      </w:r>
+      <w:r>
+        <w:t xml:space="preserve"> - zakomentuj urządzenie, którego nie masz.</w:t>
       </w:r>
     </w:p>
     <w:p>
@@ -4793,15 +4392,7 @@
     </w:p>
     <w:p>
       <w:r>
-        <w:t xml:space="preserve">Jeśli chcesz zobaczyć jak ja to wykonałem – zapraszam Ciebie do mojego projektu na </w:t>
-      </w:r>
-      <w:proofErr w:type="spellStart"/>
-      <w:r>
-        <w:t>Wokwi</w:t>
-      </w:r>
-      <w:proofErr w:type="spellEnd"/>
-      <w:r>
-        <w:t>:</w:t>
+        <w:t>Jeśli chcesz zobaczyć jak ja to wykonałem – zapraszam Ciebie do mojego projektu na Wokwi:</w:t>
       </w:r>
       <w:r>
         <w:br/>
@@ -4888,13 +4479,8 @@
         <w:t>w</w:t>
       </w:r>
       <w:r>
-        <w:t xml:space="preserve">ykorzystanie </w:t>
-      </w:r>
-      <w:proofErr w:type="spellStart"/>
-      <w:r>
-        <w:t>WiFi</w:t>
-      </w:r>
-      <w:proofErr w:type="spellEnd"/>
+        <w:t>ykorzystanie WiFi</w:t>
+      </w:r>
     </w:p>
     <w:p>
       <w:pPr>
@@ -4914,15 +4500,7 @@
         <w:t xml:space="preserve"> (</w:t>
       </w:r>
       <w:r>
-        <w:t xml:space="preserve">lekki protokół komunikacyjny oparty na modelu publikacja/subskrypcja, zaprojektowany specjalnie dla urządzeń </w:t>
-      </w:r>
-      <w:proofErr w:type="spellStart"/>
-      <w:r>
-        <w:t>IoT</w:t>
-      </w:r>
-      <w:proofErr w:type="spellEnd"/>
-      <w:r>
-        <w:t xml:space="preserve"> i M2M. Działa na zasadzie brokera, który pośredniczy w wymianie komunikatów między klientami, co zapewnia niskie zużycie pasma i wysoką niezawodność w niestabilnych sieciach</w:t>
+        <w:t>lekki protokół komunikacyjny oparty na modelu publikacja/subskrypcja, zaprojektowany specjalnie dla urządzeń IoT i M2M. Działa na zasadzie brokera, który pośredniczy w wymianie komunikatów między klientami, co zapewnia niskie zużycie pasma i wysoką niezawodność w niestabilnych sieciach</w:t>
       </w:r>
       <w:r>
         <w:t>)</w:t>
@@ -6746,6 +6324,7 @@
   <w:style w:type="character" w:default="1" w:styleId="Domylnaczcionkaakapitu">
     <w:name w:val="Default Paragraph Font"/>
     <w:uiPriority w:val="1"/>
+    <w:semiHidden/>
     <w:unhideWhenUsed/>
   </w:style>
   <w:style w:type="table" w:default="1" w:styleId="Standardowy">
